--- a/docs/handouts/Ch03_Mechanisms_STUDENT.docx
+++ b/docs/handouts/Ch03_Mechanisms_STUDENT.docx
@@ -2441,6 +2441,90 @@
         </w:tc>
       </w:tr>
     </w:tbl>
+    <w:p>
+      <w:pPr>
+        <w:pBdr>
+          <w:bottom w:val="single" w:color="2E75B6" w:sz="6" w:space="2"/>
+        </w:pBdr>
+        <w:spacing w:after="70" w:before="200"/>
+      </w:pPr>
+      <w:r>
+        <w:rPr>
+          <w:b/>
+          <w:bCs/>
+          <w:i w:val="false"/>
+          <w:iCs w:val="false"/>
+          <w:color w:val="2E75B6"/>
+          <w:sz w:val="24"/>
+          <w:szCs w:val="24"/>
+        </w:rPr>
+        <w:t xml:space="preserve">Engineering Drawing</w:t>
+      </w:r>
+    </w:p>
+    <w:p>
+      <w:pPr>
+        <w:spacing w:after="40" w:before="120"/>
+        <w:jc w:val="center"/>
+      </w:pPr>
+      <w:r>
+        <w:drawing>
+          <wp:inline distT="0" distB="0" distL="0" distR="0">
+            <wp:extent cx="5334000" cy="2809875"/>
+            <wp:effectExtent t="0" r="0" b="0" l="0"/>
+            <wp:docPr id="1" name="" descr="" title=""/>
+            <wp:cNvGraphicFramePr>
+              <a:graphicFrameLocks xmlns:a="http://schemas.openxmlformats.org/drawingml/2006/main" noChangeAspect="1"/>
+            </wp:cNvGraphicFramePr>
+            <a:graphic xmlns:a="http://schemas.openxmlformats.org/drawingml/2006/main">
+              <a:graphicData uri="http://schemas.openxmlformats.org/drawingml/2006/picture">
+                <pic:pic xmlns:pic="http://schemas.openxmlformats.org/drawingml/2006/picture">
+                  <pic:nvPicPr>
+                    <pic:cNvPr id="0" name="" descr=""/>
+                    <pic:cNvPicPr>
+                      <a:picLocks noChangeAspect="1" noChangeArrowheads="1"/>
+                    </pic:cNvPicPr>
+                  </pic:nvPicPr>
+                  <pic:blipFill>
+                    <a:blip r:embed="rId7" cstate="none"/>
+                    <a:srcRect/>
+                    <a:stretch>
+                      <a:fillRect/>
+                    </a:stretch>
+                  </pic:blipFill>
+                  <pic:spPr bwMode="auto">
+                    <a:xfrm>
+                      <a:off x="0" y="0"/>
+                      <a:ext cx="5334000" cy="2809875"/>
+                    </a:xfrm>
+                    <a:prstGeom prst="rect">
+                      <a:avLst/>
+                    </a:prstGeom>
+                  </pic:spPr>
+                </pic:pic>
+              </a:graphicData>
+            </a:graphic>
+          </wp:inline>
+        </w:drawing>
+      </w:r>
+    </w:p>
+    <w:p>
+      <w:pPr>
+        <w:spacing w:after="140"/>
+        <w:jc w:val="center"/>
+      </w:pPr>
+      <w:r>
+        <w:rPr>
+          <w:b w:val="false"/>
+          <w:bCs w:val="false"/>
+          <w:i/>
+          <w:iCs/>
+          <w:color w:val="5B6470"/>
+          <w:sz w:val="17"/>
+          <w:szCs w:val="17"/>
+        </w:rPr>
+        <w:t xml:space="preserve">The 24T and 60T gears as a technical drawing. Because pitch Ø = teeth ÷ 24, the center distance is just the average of the two pitch radii: 1.75 inches.</w:t>
+      </w:r>
+    </w:p>
     <w:p>
       <w:pPr>
         <w:pBdr>

--- a/docs/handouts/Ch03_Mechanisms_STUDENT.docx
+++ b/docs/handouts/Ch03_Mechanisms_STUDENT.docx
@@ -2523,6 +2523,201 @@
           <w:szCs w:val="17"/>
         </w:rPr>
         <w:t xml:space="preserve">The 24T and 60T gears as a technical drawing. Because pitch Ø = teeth ÷ 24, the center distance is just the average of the two pitch radii: 1.75 inches.</w:t>
+      </w:r>
+    </w:p>
+    <w:p>
+      <w:pPr>
+        <w:pBdr>
+          <w:bottom w:val="single" w:color="2E75B6" w:sz="6" w:space="2"/>
+        </w:pBdr>
+        <w:spacing w:after="70" w:before="200"/>
+      </w:pPr>
+      <w:r>
+        <w:rPr>
+          <w:b/>
+          <w:bCs/>
+          <w:i w:val="false"/>
+          <w:iCs w:val="false"/>
+          <w:color w:val="2E75B6"/>
+          <w:sz w:val="24"/>
+          <w:szCs w:val="24"/>
+        </w:rPr>
+        <w:t xml:space="preserve">Code It — Spin the Gears</w:t>
+      </w:r>
+    </w:p>
+    <w:p>
+      <w:pPr>
+        <w:spacing w:after="40" w:before="0" w:line="264"/>
+      </w:pPr>
+      <w:r>
+        <w:rPr>
+          <w:b w:val="false"/>
+          <w:bCs w:val="false"/>
+          <w:i w:val="false"/>
+          <w:iCs w:val="false"/>
+        </w:rPr>
+        <w:t xml:space="preserve">Bring your gear train to life. Open the </w:t>
+      </w:r>
+      <w:r>
+        <w:rPr>
+          <w:b/>
+          <w:bCs/>
+          <w:i w:val="false"/>
+          <w:iCs w:val="false"/>
+        </w:rPr>
+        <w:t xml:space="preserve">AR-Starter</w:t>
+      </w:r>
+      <w:r>
+        <w:rPr>
+          <w:b w:val="false"/>
+          <w:bCs w:val="false"/>
+          <w:i w:val="false"/>
+          <w:iCs w:val="false"/>
+        </w:rPr>
+        <w:t xml:space="preserve"> project, and in the marked region type these four lines:</w:t>
+      </w:r>
+    </w:p>
+    <w:p>
+      <w:pPr>
+        <w:spacing w:after="30" w:before="150"/>
+      </w:pPr>
+      <w:r>
+        <w:rPr>
+          <w:rFonts w:ascii="Consolas" w:cs="Consolas" w:eastAsia="Consolas" w:hAnsi="Consolas"/>
+          <w:b/>
+          <w:bCs/>
+          <w:i w:val="false"/>
+          <w:iCs w:val="false"/>
+          <w:color w:val="2E75B6"/>
+          <w:sz w:val="16"/>
+          <w:szCs w:val="16"/>
+        </w:rPr>
+        <w:t xml:space="preserve">Type this in the marked region</w:t>
+      </w:r>
+    </w:p>
+    <w:tbl>
+      <w:tblPr>
+        <w:tblW w:type="dxa" w:w="9360"/>
+        <w:tblBorders>
+          <w:top w:val="none"/>
+          <w:left w:val="single" w:color="2E75B6" w:sz="18"/>
+          <w:bottom w:val="none"/>
+          <w:right w:val="none"/>
+          <w:insideH w:val="none"/>
+          <w:insideV w:val="none"/>
+        </w:tblBorders>
+      </w:tblPr>
+      <w:tblGrid>
+        <w:gridCol w:w="100"/>
+      </w:tblGrid>
+      <w:tr>
+        <w:tc>
+          <w:tcPr>
+            <w:tcW w:type="dxa" w:w="9360"/>
+            <w:shd w:fill="F4F4F4" w:val="clear"/>
+            <w:tcMar>
+              <w:top w:type="dxa" w:w="90"/>
+              <w:left w:type="dxa" w:w="150"/>
+              <w:bottom w:type="dxa" w:w="90"/>
+              <w:right w:type="dxa" w:w="150"/>
+            </w:tcMar>
+          </w:tcPr>
+          <w:p>
+            <w:pPr>
+              <w:spacing w:after="0" w:before="0" w:line="238"/>
+            </w:pPr>
+            <w:r>
+              <w:rPr>
+                <w:rFonts w:ascii="Consolas" w:cs="Consolas" w:eastAsia="Consolas" w:hAnsi="Consolas"/>
+                <w:b w:val="false"/>
+                <w:bCs w:val="false"/>
+                <w:i w:val="false"/>
+                <w:iCs w:val="false"/>
+                <w:color w:val="243240"/>
+                <w:sz w:val="18"/>
+                <w:szCs w:val="18"/>
+              </w:rPr>
+              <w:t xml:space="preserve">leftMotor.setVelocity(50, percent);</w:t>
+            </w:r>
+          </w:p>
+          <w:p>
+            <w:pPr>
+              <w:spacing w:after="0" w:before="0" w:line="238"/>
+            </w:pPr>
+            <w:r>
+              <w:rPr>
+                <w:rFonts w:ascii="Consolas" w:cs="Consolas" w:eastAsia="Consolas" w:hAnsi="Consolas"/>
+                <w:b w:val="false"/>
+                <w:bCs w:val="false"/>
+                <w:i w:val="false"/>
+                <w:iCs w:val="false"/>
+                <w:color w:val="243240"/>
+                <w:sz w:val="18"/>
+                <w:szCs w:val="18"/>
+              </w:rPr>
+              <w:t xml:space="preserve">leftMotor.spin(forward);</w:t>
+            </w:r>
+          </w:p>
+          <w:p>
+            <w:pPr>
+              <w:spacing w:after="0" w:before="0" w:line="238"/>
+            </w:pPr>
+            <w:r>
+              <w:rPr>
+                <w:rFonts w:ascii="Consolas" w:cs="Consolas" w:eastAsia="Consolas" w:hAnsi="Consolas"/>
+                <w:b w:val="false"/>
+                <w:bCs w:val="false"/>
+                <w:i w:val="false"/>
+                <w:iCs w:val="false"/>
+                <w:color w:val="243240"/>
+                <w:sz w:val="18"/>
+                <w:szCs w:val="18"/>
+              </w:rPr>
+              <w:t xml:space="preserve">wait(3, seconds);</w:t>
+            </w:r>
+          </w:p>
+          <w:p>
+            <w:pPr>
+              <w:spacing w:after="0" w:before="0" w:line="238"/>
+            </w:pPr>
+            <w:r>
+              <w:rPr>
+                <w:rFonts w:ascii="Consolas" w:cs="Consolas" w:eastAsia="Consolas" w:hAnsi="Consolas"/>
+                <w:b w:val="false"/>
+                <w:bCs w:val="false"/>
+                <w:i w:val="false"/>
+                <w:iCs w:val="false"/>
+                <w:color w:val="243240"/>
+                <w:sz w:val="18"/>
+                <w:szCs w:val="18"/>
+              </w:rPr>
+              <w:t xml:space="preserve">leftMotor.stop();</w:t>
+            </w:r>
+          </w:p>
+        </w:tc>
+      </w:tr>
+    </w:tbl>
+    <w:p>
+      <w:pPr>
+        <w:spacing w:after="90" w:before="30" w:line="264"/>
+      </w:pPr>
+      <w:r>
+        <w:rPr>
+          <w:b/>
+          <w:bCs/>
+          <w:i w:val="false"/>
+          <w:iCs w:val="false"/>
+        </w:rPr>
+        <w:t xml:space="preserve">Now try:  </w:t>
+      </w:r>
+      <w:r>
+        <w:rPr>
+          <w:b w:val="false"/>
+          <w:bCs w:val="false"/>
+          <w:i w:val="false"/>
+          <w:iCs w:val="false"/>
+        </w:rPr>
+        <w:t xml:space="preserve">change 50 to 25, then 100, and Download &amp; Run each time. The motor obeys the number you give it — but the gear ratio decides how fast the driven gear actually turns, and how much force it has. Code sets the input; the gears transform it. (Build a 24T → 60T pair and watch the output crawl with about 2.5× the push.)</w:t>
       </w:r>
     </w:p>
     <w:p>
